--- a/TRE_Submission_Package_Final/submission/title_page_Eslam_TagElsir.docx
+++ b/TRE_Submission_Package_Final/submission/title_page_Eslam_TagElsir.docx
@@ -18,7 +18,7 @@
     </w:p>
     <w:p>
       <w:r>
-        <w:t>Affiliation: [Department - not yet provided], [Institution - not yet provided], Egypt</w:t>
+        <w:t>Affiliation: Independent Researcher, Egypt</w:t>
       </w:r>
     </w:p>
     <w:p>
